--- a/lib/engine-v2/national/templates-official/hazmat-prevention-rules-approval.docx
+++ b/lib/engine-v2/national/templates-official/hazmat-prevention-rules-approval.docx
@@ -434,7 +434,7 @@
                 <w:color w:val="000000"/>
                 <w:u w:val="single"/>
               </w:rPr>
-              <w:t>氏　名</w:t>
+              <w:t xml:space="preserve">氏　名　{{submitterName}}</w:t>
             </w:r>
             <w:r>
               <w:rPr>
@@ -555,6 +555,9 @@
               </w:rPr>
             </w:pPr>
             <w:r>
+              <w:t xml:space="preserve">{{ownerAddress}}</w:t>
+            </w:r>
+            <w:r>
               <w:rPr>
                 <w:rFonts w:hint="eastAsia"/>
                 <w:color w:val="000000"/>
@@ -701,6 +704,9 @@
                 <w:color w:val="000000"/>
               </w:rPr>
             </w:pPr>
+            <w:r>
+              <w:t xml:space="preserve">{{ownerName}}</w:t>
+            </w:r>
           </w:p>
         </w:tc>
       </w:tr>
@@ -761,6 +767,9 @@
                 <w:color w:val="000000"/>
               </w:rPr>
             </w:pPr>
+            <w:r>
+              <w:t xml:space="preserve">{{facilityLocation}}</w:t>
+            </w:r>
           </w:p>
         </w:tc>
       </w:tr>
@@ -822,6 +831,9 @@
                 <w:color w:val="000000"/>
               </w:rPr>
             </w:pPr>
+            <w:r>
+              <w:t xml:space="preserve">{{facilityKind}}</w:t>
+            </w:r>
           </w:p>
         </w:tc>
         <w:tc>
@@ -890,6 +902,9 @@
                 <w:color w:val="000000"/>
               </w:rPr>
             </w:pPr>
+            <w:r>
+              <w:t xml:space="preserve">{{facilityCategory}}</w:t>
+            </w:r>
           </w:p>
         </w:tc>
       </w:tr>
@@ -975,7 +990,7 @@
                 <w:color w:val="000000"/>
                 <w:lang w:eastAsia="zh-CN"/>
               </w:rPr>
-              <w:t>年　　　月　　　日　　　第　　　　号</w:t>
+              <w:t xml:space="preserve">{{permitInfo}}</w:t>
             </w:r>
           </w:p>
         </w:tc>
@@ -1054,6 +1069,9 @@
                 <w:color w:val="000000"/>
               </w:rPr>
             </w:pPr>
+            <w:r>
+              <w:t xml:space="preserve">{{hazmatClassAndName}}</w:t>
+            </w:r>
           </w:p>
           <w:p>
             <w:pPr>
@@ -1133,6 +1151,9 @@
                 <w:color w:val="000000"/>
               </w:rPr>
             </w:pPr>
+            <w:r>
+              <w:t xml:space="preserve">{{designatedQuantityMultiple}}</w:t>
+            </w:r>
           </w:p>
         </w:tc>
       </w:tr>
@@ -1316,14 +1337,14 @@
                 <w:color w:val="000000"/>
                 <w:lang w:eastAsia="zh-TW"/>
               </w:rPr>
-              <w:t xml:space="preserve">                       </w:t>
-            </w:r>
-            <w:r>
-              <w:rPr>
-                <w:rFonts w:hint="eastAsia"/>
-                <w:color w:val="000000"/>
-              </w:rPr>
-              <w:t>年　　　　月　　　　日</w:t>
+              <w:t xml:space="preserve">{{preventionRulesDate}}</w:t>
+            </w:r>
+            <w:r>
+              <w:rPr>
+                <w:rFonts w:hint="eastAsia"/>
+                <w:color w:val="000000"/>
+              </w:rPr>
+              <w:t xml:space="preserve"/>
             </w:r>
           </w:p>
         </w:tc>

--- a/lib/engine-v2/national/templates-official/hazmat-prevention-rules-approval.docx
+++ b/lib/engine-v2/national/templates-official/hazmat-prevention-rules-approval.docx
@@ -378,24 +378,7 @@
                 <w:u w:val="single"/>
                 <w:lang w:eastAsia="zh-TW"/>
               </w:rPr>
-              <w:t xml:space="preserve">（電話　　　　</w:t>
-            </w:r>
-            <w:r>
-              <w:rPr>
-                <w:color w:val="000000"/>
-                <w:u w:val="single"/>
-                <w:lang w:eastAsia="zh-TW"/>
-              </w:rPr>
-              <w:t xml:space="preserve">  </w:t>
-            </w:r>
-            <w:r>
-              <w:rPr>
-                <w:rFonts w:hint="eastAsia"/>
-                <w:color w:val="000000"/>
-                <w:u w:val="single"/>
-                <w:lang w:eastAsia="zh-TW"/>
-              </w:rPr>
-              <w:t>）</w:t>
+              <w:t xml:space="preserve">{{submitterPhone}}</w:t>
             </w:r>
           </w:p>
           <w:p>
@@ -610,7 +593,7 @@
                 <w:rFonts w:hint="eastAsia"/>
                 <w:color w:val="000000"/>
               </w:rPr>
-              <w:t>電話　{{submitterPhone}}</w:t>
+              <w:t>電話　{{ownerPhone}}</w:t>
             </w:r>
           </w:p>
         </w:tc>
@@ -1473,6 +1456,9 @@
                 <w:lang w:eastAsia="zh-TW"/>
               </w:rPr>
             </w:pPr>
+            <w:r>
+              <w:t xml:space="preserve">{{officialUseReceipt}}</w:t>
+            </w:r>
           </w:p>
         </w:tc>
         <w:tc>
@@ -1494,6 +1480,9 @@
                 <w:lang w:eastAsia="zh-TW"/>
               </w:rPr>
             </w:pPr>
+            <w:r>
+              <w:t xml:space="preserve">{{officialUseRemarks}}</w:t>
+            </w:r>
           </w:p>
         </w:tc>
       </w:tr>

--- a/lib/engine-v2/national/templates-official/hazmat-prevention-rules-approval.docx
+++ b/lib/engine-v2/national/templates-official/hazmat-prevention-rules-approval.docx
@@ -538,6 +538,10 @@
               </w:rPr>
             </w:pPr>
             <w:r>
+              <w:rPr>
+                <w:rFonts w:hint="eastAsia"/>
+                <w:color w:val="000000"/>
+              </w:rPr>
               <w:t xml:space="preserve">{{ownerAddress}}</w:t>
             </w:r>
             <w:r>
@@ -1053,6 +1057,10 @@
               </w:rPr>
             </w:pPr>
             <w:r>
+              <w:rPr>
+                <w:rFonts w:hint="eastAsia"/>
+                <w:color w:val="000000"/>
+              </w:rPr>
               <w:t xml:space="preserve">{{hazmatClassAndName}}</w:t>
             </w:r>
           </w:p>

--- a/lib/engine-v2/national/templates-official/hazmat-prevention-rules-approval.docx
+++ b/lib/engine-v2/national/templates-official/hazmat-prevention-rules-approval.docx
@@ -361,24 +361,7 @@
                 <w:u w:val="single"/>
                 <w:lang w:eastAsia="zh-TW"/>
               </w:rPr>
-              <w:t>住　所</w:t>
-            </w:r>
-            <w:r>
-              <w:rPr>
-                <w:color w:val="000000"/>
-                <w:u w:val="single"/>
-                <w:lang w:eastAsia="zh-TW"/>
-              </w:rPr>
-              <w:t xml:space="preserve">          </w:t>
-            </w:r>
-            <w:r>
-              <w:rPr>
-                <w:rFonts w:hint="eastAsia"/>
-                <w:color w:val="000000"/>
-                <w:u w:val="single"/>
-                <w:lang w:eastAsia="zh-TW"/>
-              </w:rPr>
-              <w:t xml:space="preserve">{{submitterPhone}}</w:t>
+              <w:t xml:space="preserve">住　所　{{submitterAddress}}　（電話　{{submitterPhone}}）</w:t>
             </w:r>
           </w:p>
           <w:p>
@@ -542,14 +525,14 @@
                 <w:rFonts w:hint="eastAsia"/>
                 <w:color w:val="000000"/>
               </w:rPr>
+              <w:t>住</w:t>
+            </w:r>
+            <w:r>
+              <w:rPr>
+                <w:rFonts w:hint="eastAsia"/>
+                <w:color w:val="000000"/>
+              </w:rPr>
               <w:t xml:space="preserve">{{ownerAddress}}</w:t>
-            </w:r>
-            <w:r>
-              <w:rPr>
-                <w:rFonts w:hint="eastAsia"/>
-                <w:color w:val="000000"/>
-              </w:rPr>
-              <w:t>住</w:t>
             </w:r>
             <w:r>
               <w:rPr>

--- a/lib/engine-v2/national/templates-official/hazmat-prevention-rules-approval.docx
+++ b/lib/engine-v2/national/templates-official/hazmat-prevention-rules-approval.docx
@@ -253,20 +253,7 @@
               <w:rPr>
                 <w:color w:val="000000"/>
               </w:rPr>
-              <w:t xml:space="preserve">                           </w:t>
-            </w:r>
-            <w:r>
-              <w:rPr>
-                <w:rFonts w:hint="eastAsia"/>
-                <w:color w:val="000000"/>
-              </w:rPr>
-              <w:t xml:space="preserve">　　　　　　　　</w:t>
-            </w:r>
-            <w:r>
-              <w:rPr>
-                <w:color w:val="000000"/>
-              </w:rPr>
-              <w:t xml:space="preserve">   </w:t>
+              <w:t xml:space="preserve">　</w:t>
             </w:r>
             <w:r>
               <w:rPr>
@@ -304,7 +291,7 @@
               <w:rPr>
                 <w:color w:val="000000"/>
               </w:rPr>
-              <w:t xml:space="preserve">                            </w:t>
+              <w:t xml:space="preserve"> </w:t>
             </w:r>
             <w:r>
               <w:rPr>
@@ -328,7 +315,7 @@
                 <w:color w:val="000000"/>
                 <w:lang w:eastAsia="zh-TW"/>
               </w:rPr>
-              <w:t xml:space="preserve">                                </w:t>
+              <w:t xml:space="preserve"> </w:t>
             </w:r>
             <w:r>
               <w:rPr>
@@ -377,7 +364,7 @@
                 <w:color w:val="000000"/>
                 <w:lang w:eastAsia="zh-TW"/>
               </w:rPr>
-              <w:t xml:space="preserve">                                </w:t>
+              <w:t xml:space="preserve"> </w:t>
             </w:r>
             <w:r>
               <w:rPr>
@@ -407,7 +394,7 @@
                 <w:color w:val="000000"/>
                 <w:u w:val="single"/>
               </w:rPr>
-              <w:t xml:space="preserve">                       </w:t>
+              <w:t xml:space="preserve"> </w:t>
             </w:r>
             <w:r>
               <w:rPr>
@@ -573,7 +560,7 @@
               <w:rPr>
                 <w:color w:val="000000"/>
               </w:rPr>
-              <w:t xml:space="preserve">                                 </w:t>
+              <w:t xml:space="preserve"> </w:t>
             </w:r>
             <w:r>
               <w:rPr>

--- a/lib/engine-v2/national/templates-official/hazmat-prevention-rules-approval.docx
+++ b/lib/engine-v2/national/templates-official/hazmat-prevention-rules-approval.docx
@@ -248,6 +248,7 @@
               <w:rPr>
                 <w:color w:val="000000"/>
               </w:rPr>
+              <w:jc w:val="right"/>
             </w:pPr>
             <w:r>
               <w:rPr>
@@ -271,6 +272,7 @@
                 <w:rFonts w:hint="eastAsia"/>
                 <w:color w:val="000000"/>
               </w:rPr>
+              <w:jc w:val="right"/>
             </w:pPr>
             <w:r>
               <w:rPr>
@@ -286,6 +288,7 @@
               <w:rPr>
                 <w:color w:val="000000"/>
               </w:rPr>
+              <w:jc w:val="right"/>
             </w:pPr>
             <w:r>
               <w:rPr>
@@ -309,6 +312,7 @@
                 <w:u w:val="single"/>
                 <w:lang w:eastAsia="zh-TW"/>
               </w:rPr>
+              <w:jc w:val="right"/>
             </w:pPr>
             <w:r>
               <w:rPr>
@@ -358,6 +362,7 @@
                 <w:color w:val="000000"/>
                 <w:u w:val="single"/>
               </w:rPr>
+              <w:jc w:val="right"/>
             </w:pPr>
             <w:r>
               <w:rPr>
@@ -516,13 +521,6 @@
             </w:r>
             <w:r>
               <w:rPr>
-                <w:rFonts w:hint="eastAsia"/>
-                <w:color w:val="000000"/>
-              </w:rPr>
-              <w:t xml:space="preserve">{{ownerAddress}}</w:t>
-            </w:r>
-            <w:r>
-              <w:rPr>
                 <w:color w:val="000000"/>
               </w:rPr>
               <w:t xml:space="preserve">    </w:t>
@@ -556,6 +554,13 @@
                 <w:color w:val="000000"/>
               </w:rPr>
             </w:pPr>
+            <w:r>
+              <w:rPr>
+                <w:rFonts w:hint="eastAsia"/>
+                <w:color w:val="000000"/>
+              </w:rPr>
+              <w:t xml:space="preserve">{{ownerAddress}}</w:t>
+            </w:r>
             <w:r>
               <w:rPr>
                 <w:color w:val="000000"/>
